--- a/docs/des/ses_ai_ddd_basic_design.docx
+++ b/docs/des/ses_ai_ddd_basic_design.docx
@@ -2,32 +2,6 @@
 <file path=word/document.xml><?xml version="1.0" encoding="utf-8"?>
 <w:document xmlns:w="http://schemas.openxmlformats.org/wordprocessingml/2006/main" xmlns:m="http://schemas.openxmlformats.org/officeDocument/2006/math" xmlns:r="http://schemas.openxmlformats.org/officeDocument/2006/relationships" xmlns:o="urn:schemas-microsoft-com:office:office" xmlns:v="urn:schemas-microsoft-com:vml" xmlns:w10="urn:schemas-microsoft-com:office:word" xmlns:a="http://schemas.openxmlformats.org/drawingml/2006/main" xmlns:pic="http://schemas.openxmlformats.org/drawingml/2006/picture" xmlns:wp="http://schemas.openxmlformats.org/drawingml/2006/wordprocessingDrawing">
   <w:body>
-    <w:sdt>
-      <w:sdtPr>
-        <w:docPartObj>
-          <w:docPartGallery w:val="Table of Contents"/>
-          <w:docPartUnique/>
-        </w:docPartObj>
-      </w:sdtPr>
-      <w:sdtContent>
-        <w:p>
-          <w:pPr>
-            <w:pStyle w:val="afd"/>
-          </w:pPr>
-          <w:r>
-            <w:t xml:space="preserve">Table of Contents</w:t>
-          </w:r>
-        </w:p>
-        <w:p>
-          <w:r>
-            <w:fldChar w:fldCharType="begin" w:dirty="true"/>
-            <w:instrText xml:space="preserve">TOC \o "1-3" \h \z \u</w:instrText>
-            <w:fldChar w:fldCharType="separate"/>
-            <w:fldChar w:fldCharType="end"/>
-          </w:r>
-        </w:p>
-      </w:sdtContent>
-    </w:sdt>
     <w:bookmarkStart w:id="18" w:name="クラウドファンディング型教育実践開発システム"/>
     <w:p>
       <w:pPr>
@@ -146,7 +120,7 @@
               <w:pStyle w:val="Compact"/>
             </w:pPr>
             <w:r>
-              <w:t xml:space="preserve">1.0</w:t>
+              <w:t xml:space="preserve">1.3</w:t>
             </w:r>
           </w:p>
         </w:tc>
@@ -764,7 +738,13 @@
               <w:t xml:space="preserve">AWS上の標準配置はECS</w:t>
             </w:r>
             <w:r>
-              <w:t xml:space="preserve"> Fargate、RDS、S3、SQS、SES、Cognitoとする。</w:t>
+              <w:t xml:space="preserve"> </w:t>
+            </w:r>
+            <w:r>
+              <w:rPr>
+                <w:rFonts w:hint="eastAsia"/>
+              </w:rPr>
+              <w:t xml:space="preserve">Fargate、RDS、S3、SES、Cognitoとする（SQSは不採用。ADR-0008）。</w:t>
             </w:r>
           </w:p>
         </w:tc>
@@ -1124,6 +1104,154 @@
           </w:p>
         </w:tc>
       </w:tr>
+      <w:tr>
+        <w:tc>
+          <w:tcPr/>
+          <w:p>
+            <w:pPr>
+              <w:pStyle w:val="Compact"/>
+            </w:pPr>
+            <w:r>
+              <w:t xml:space="preserve">1.3</w:t>
+            </w:r>
+          </w:p>
+        </w:tc>
+        <w:tc>
+          <w:tcPr/>
+          <w:p>
+            <w:pPr>
+              <w:pStyle w:val="Compact"/>
+            </w:pPr>
+            <w:r>
+              <w:t xml:space="preserve">2026-07-28</w:t>
+            </w:r>
+          </w:p>
+        </w:tc>
+        <w:tc>
+          <w:tcPr/>
+          <w:p>
+            <w:pPr>
+              <w:pStyle w:val="Compact"/>
+            </w:pPr>
+            <w:r>
+              <w:rPr>
+                <w:rFonts w:hint="eastAsia"/>
+                <w:b/>
+                <w:bCs/>
+              </w:rPr>
+              <w:t xml:space="preserve">実装を正として同期</w:t>
+            </w:r>
+            <w:r>
+              <w:rPr>
+                <w:rFonts w:hint="eastAsia"/>
+              </w:rPr>
+              <w:t xml:space="preserve">（コード読解による突き合わせ）。§8.1:</w:t>
+            </w:r>
+            <w:r>
+              <w:t xml:space="preserve"> BAT-004/005 </w:t>
+            </w:r>
+            <w:r>
+              <w:rPr>
+                <w:rFonts w:hint="eastAsia"/>
+              </w:rPr>
+              <w:t xml:space="preserve">の起動を「SQS」から実装どおりの定期実行へ、BAT-006</w:t>
+            </w:r>
+            <w:r>
+              <w:t xml:space="preserve"> </w:t>
+            </w:r>
+            <w:r>
+              <w:rPr>
+                <w:rFonts w:hint="eastAsia"/>
+              </w:rPr>
+              <w:t xml:space="preserve">の配送先をアプリ内Handlerへ確定（ADR-0008）、BAT-009</w:t>
+            </w:r>
+            <w:r>
+              <w:t xml:space="preserve"> </w:t>
+            </w:r>
+            <w:r>
+              <w:rPr>
+                <w:rFonts w:hint="eastAsia"/>
+              </w:rPr>
+              <w:t xml:space="preserve">の概要を実出力先の確定に合わせて具体化（ADR-0009）、実装済みの</w:t>
+            </w:r>
+            <w:r>
+              <w:t xml:space="preserve"> </w:t>
+            </w:r>
+            <w:r>
+              <w:rPr>
+                <w:b/>
+                <w:bCs/>
+              </w:rPr>
+              <w:t xml:space="preserve">BAT-010 </w:t>
+            </w:r>
+            <w:r>
+              <w:rPr>
+                <w:rFonts w:hint="eastAsia"/>
+                <w:b/>
+                <w:bCs/>
+              </w:rPr>
+              <w:t xml:space="preserve">冪等記録削除</w:t>
+            </w:r>
+            <w:r>
+              <w:rPr>
+                <w:rFonts w:hint="eastAsia"/>
+              </w:rPr>
+              <w:t xml:space="preserve">を追加。A-07・システム構成図・External</w:t>
+            </w:r>
+            <w:r>
+              <w:t xml:space="preserve"> Adapter・§12 </w:t>
+            </w:r>
+            <w:r>
+              <w:rPr>
+                <w:rFonts w:hint="eastAsia"/>
+              </w:rPr>
+              <w:t xml:space="preserve">テスト戦略から</w:t>
+            </w:r>
+            <w:r>
+              <w:t xml:space="preserve"> </w:t>
+            </w:r>
+            <w:r>
+              <w:rPr>
+                <w:b/>
+                <w:bCs/>
+              </w:rPr>
+              <w:t xml:space="preserve">SQS </w:t>
+            </w:r>
+            <w:r>
+              <w:rPr>
+                <w:rFonts w:hint="eastAsia"/>
+                <w:b/>
+                <w:bCs/>
+              </w:rPr>
+              <w:t xml:space="preserve">を削除</w:t>
+            </w:r>
+            <w:r>
+              <w:rPr>
+                <w:rFonts w:hint="eastAsia"/>
+              </w:rPr>
+              <w:t xml:space="preserve">（ADR-0008）。§7.7</w:t>
+            </w:r>
+            <w:r>
+              <w:t xml:space="preserve"> </w:t>
+            </w:r>
+            <w:r>
+              <w:rPr>
+                <w:rFonts w:hint="eastAsia"/>
+              </w:rPr>
+              <w:t xml:space="preserve">に監査アーカイブのS3側保持を追記（ADR-0009）。§9.1</w:t>
+            </w:r>
+            <w:r>
+              <w:t xml:space="preserve"> </w:t>
+            </w:r>
+            <w:r>
+              <w:rPr>
+                <w:rFonts w:hint="eastAsia"/>
+              </w:rPr>
+              <w:t xml:space="preserve">に会員の初回登録手段を追記（ADR-0007）。</w:t>
+            </w:r>
+          </w:p>
+        </w:tc>
+      </w:tr>
     </w:tbl>
     <w:bookmarkEnd w:id="23"/>
     <w:bookmarkStart w:id="24" w:name="章構成"/>
@@ -1737,15 +1865,6 @@
           <w:rStyle w:val="VerbatimChar"/>
         </w:rPr>
         <w:t xml:space="preserve">       +--&gt; [Cognito]          +--&gt; [S3]</w:t>
-      </w:r>
-      <w:r>
-        <w:br/>
-      </w:r>
-      <w:r>
-        <w:rPr>
-          <w:rStyle w:val="VerbatimChar"/>
-        </w:rPr>
-        <w:t xml:space="preserve">                              +--&gt; [SQS]</w:t>
       </w:r>
       <w:r>
         <w:br/>
@@ -2006,7 +2125,7 @@
               <w:rPr>
                 <w:rFonts w:hint="eastAsia"/>
               </w:rPr>
-              <w:t xml:space="preserve">Cognito、S3、SQS、SES、決済Sandboxとの連携</w:t>
+              <w:t xml:space="preserve">Cognito、S3、SES、決済Sandboxとの連携</w:t>
             </w:r>
           </w:p>
         </w:tc>
@@ -17717,7 +17836,8 @@
     <w:tbl>
       <w:tblPr>
         <w:tblStyle w:val="Table"/>
-        <w:tblW w:type="auto" w:w="0"/>
+        <w:tblW w:type="pct" w:w="5000"/>
+        <w:tblLayout w:type="fixed"/>
         <w:tblLook w:firstRow="1" w:lastRow="0" w:firstColumn="0" w:lastColumn="0" w:noHBand="0" w:noVBand="0" w:val="0020"/>
       </w:tblPr>
       <w:tblGrid>
@@ -17896,7 +18016,10 @@
               <w:rPr>
                 <w:rFonts w:hint="eastAsia"/>
               </w:rPr>
-              <w:t xml:space="preserve">改ざん防止、参照権限限定</w:t>
+              <w:t xml:space="preserve">改ざん防止、参照権限限定。保持期限超過分は</w:t>
+            </w:r>
+            <w:r>
+              <w:t xml:space="preserve"> BAT-009 がS3へアーカイブする</w:t>
             </w:r>
           </w:p>
         </w:tc>
@@ -17940,7 +18063,69 @@
               <w:rPr>
                 <w:rFonts w:hint="eastAsia"/>
               </w:rPr>
-              <w:t xml:space="preserve">プロンプト本文は必要最小限</w:t>
+              <w:t xml:space="preserve">プロンプト本文は必要最小限。同上</w:t>
+            </w:r>
+          </w:p>
+        </w:tc>
+      </w:tr>
+      <w:tr>
+        <w:tc>
+          <w:tcPr/>
+          <w:p>
+            <w:pPr>
+              <w:pStyle w:val="Compact"/>
+            </w:pPr>
+            <w:r>
+              <w:rPr>
+                <w:rFonts w:hint="eastAsia"/>
+              </w:rPr>
+              <w:t xml:space="preserve">監査アーカイブ（S3）</w:t>
+            </w:r>
+          </w:p>
+        </w:tc>
+        <w:tc>
+          <w:tcPr/>
+          <w:p>
+            <w:pPr>
+              <w:pStyle w:val="Compact"/>
+            </w:pPr>
+            <w:r>
+              <w:rPr>
+                <w:rFonts w:hint="eastAsia"/>
+              </w:rPr>
+              <w:t xml:space="preserve">上記に加えて1年</w:t>
+            </w:r>
+          </w:p>
+        </w:tc>
+        <w:tc>
+          <w:tcPr/>
+          <w:p>
+            <w:pPr>
+              <w:pStyle w:val="Compact"/>
+            </w:pPr>
+            <w:r>
+              <w:t xml:space="preserve">BAT-009 </w:t>
+            </w:r>
+            <w:r>
+              <w:rPr>
+                <w:rFonts w:hint="eastAsia"/>
+              </w:rPr>
+              <w:t xml:space="preserve">の出力先。専用バケットへ書き込み専用で出力し、</w:t>
+            </w:r>
+            <w:r>
+              <w:rPr>
+                <w:rStyle w:val="VerbatimChar"/>
+              </w:rPr>
+              <w:t xml:space="preserve">GLACIER_IR</w:t>
+            </w:r>
+            <w:r>
+              <w:t xml:space="preserve"> </w:t>
+            </w:r>
+            <w:r>
+              <w:rPr>
+                <w:rFonts w:hint="eastAsia"/>
+              </w:rPr>
+              <w:t xml:space="preserve">で保管する（ADR-0009）</w:t>
             </w:r>
           </w:p>
         </w:tc>
@@ -18380,7 +18565,10 @@
               <w:pStyle w:val="Compact"/>
             </w:pPr>
             <w:r>
-              <w:t xml:space="preserve">SQS</w:t>
+              <w:rPr>
+                <w:rFonts w:hint="eastAsia"/>
+              </w:rPr>
+              <w:t xml:space="preserve">1分ごと</w:t>
             </w:r>
           </w:p>
         </w:tc>
@@ -18432,7 +18620,10 @@
               <w:pStyle w:val="Compact"/>
             </w:pPr>
             <w:r>
-              <w:t xml:space="preserve">SQS</w:t>
+              <w:rPr>
+                <w:rFonts w:hint="eastAsia"/>
+              </w:rPr>
+              <w:t xml:space="preserve">1分ごと</w:t>
             </w:r>
           </w:p>
         </w:tc>
@@ -18487,21 +18678,21 @@
               <w:rPr>
                 <w:rFonts w:hint="eastAsia"/>
               </w:rPr>
-              <w:t xml:space="preserve">数秒ごと</w:t>
-            </w:r>
-          </w:p>
-        </w:tc>
-        <w:tc>
-          <w:tcPr/>
-          <w:p>
-            <w:pPr>
-              <w:pStyle w:val="Compact"/>
-            </w:pPr>
-            <w:r>
-              <w:rPr>
-                <w:rFonts w:hint="eastAsia"/>
-              </w:rPr>
-              <w:t xml:space="preserve">未配送イベントをSQSまたはアプリ内へ配送する。</w:t>
+              <w:t xml:space="preserve">5秒ごと</w:t>
+            </w:r>
+          </w:p>
+        </w:tc>
+        <w:tc>
+          <w:tcPr/>
+          <w:p>
+            <w:pPr>
+              <w:pStyle w:val="Compact"/>
+            </w:pPr>
+            <w:r>
+              <w:rPr>
+                <w:rFonts w:hint="eastAsia"/>
+              </w:rPr>
+              <w:t xml:space="preserve">未配送イベントをアプリ内Handlerへ配送する（ADR-0008）。</w:t>
             </w:r>
           </w:p>
         </w:tc>
@@ -18666,7 +18857,62 @@
               <w:rPr>
                 <w:rFonts w:hint="eastAsia"/>
               </w:rPr>
-              <w:t xml:space="preserve">古い監査データをアーカイブする。</w:t>
+              <w:t xml:space="preserve">保持期限を超えた監査データをS3へ出力し、検証後にDBから削除する（ADR-0009）。</w:t>
+            </w:r>
+          </w:p>
+        </w:tc>
+      </w:tr>
+      <w:tr>
+        <w:tc>
+          <w:tcPr/>
+          <w:p>
+            <w:pPr>
+              <w:pStyle w:val="Compact"/>
+            </w:pPr>
+            <w:r>
+              <w:t xml:space="preserve">BAT-010</w:t>
+            </w:r>
+          </w:p>
+        </w:tc>
+        <w:tc>
+          <w:tcPr/>
+          <w:p>
+            <w:pPr>
+              <w:pStyle w:val="Compact"/>
+            </w:pPr>
+            <w:r>
+              <w:rPr>
+                <w:rFonts w:hint="eastAsia"/>
+              </w:rPr>
+              <w:t xml:space="preserve">冪等記録削除</w:t>
+            </w:r>
+          </w:p>
+        </w:tc>
+        <w:tc>
+          <w:tcPr/>
+          <w:p>
+            <w:pPr>
+              <w:pStyle w:val="Compact"/>
+            </w:pPr>
+            <w:r>
+              <w:rPr>
+                <w:rFonts w:hint="eastAsia"/>
+              </w:rPr>
+              <w:t xml:space="preserve">日次</w:t>
+            </w:r>
+          </w:p>
+        </w:tc>
+        <w:tc>
+          <w:tcPr/>
+          <w:p>
+            <w:pPr>
+              <w:pStyle w:val="Compact"/>
+            </w:pPr>
+            <w:r>
+              <w:rPr>
+                <w:rFonts w:hint="eastAsia"/>
+              </w:rPr>
+              <w:t xml:space="preserve">保持期限を超えた冪等記録を削除する。</w:t>
             </w:r>
           </w:p>
         </w:tc>
@@ -18948,6 +19194,227 @@
           <w:rFonts w:hint="eastAsia"/>
         </w:rPr>
         <w:t xml:space="preserve">ロールはアプリケーションDBを正とし、必要な範囲だけトークンへ反映する。</w:t>
+      </w:r>
+    </w:p>
+    <w:p>
+      <w:pPr>
+        <w:pStyle w:val="Compact"/>
+        <w:numPr>
+          <w:ilvl w:val="0"/>
+          <w:numId w:val="1018"/>
+        </w:numPr>
+      </w:pPr>
+      <w:r>
+        <w:rPr>
+          <w:rFonts w:hint="eastAsia"/>
+          <w:b/>
+          <w:bCs/>
+        </w:rPr>
+        <w:t xml:space="preserve">会員の初回登録はJITプロビジョニングで行う</w:t>
+      </w:r>
+      <w:r>
+        <w:rPr>
+          <w:rFonts w:hint="eastAsia"/>
+        </w:rPr>
+        <w:t xml:space="preserve">（ADR-0007）。未登録のCognito</w:t>
+      </w:r>
+      <w:r>
+        <w:t xml:space="preserve"> </w:t>
+      </w:r>
+      <w:r>
+        <w:rPr>
+          <w:rFonts w:hint="eastAsia"/>
+        </w:rPr>
+        <w:t xml:space="preserve">Subjectが初めて</w:t>
+      </w:r>
+      <w:r>
+        <w:t xml:space="preserve"> </w:t>
+      </w:r>
+      <w:r>
+        <w:rPr>
+          <w:rFonts w:hint="eastAsia"/>
+        </w:rPr>
+        <w:t xml:space="preserve">APIへ到達した時点で</w:t>
+      </w:r>
+      <w:r>
+        <w:t xml:space="preserve"> </w:t>
+      </w:r>
+      <w:r>
+        <w:rPr>
+          <w:rStyle w:val="VerbatimChar"/>
+        </w:rPr>
+        <w:t xml:space="preserve">app_user</w:t>
+      </w:r>
+      <w:r>
+        <w:t xml:space="preserve"> </w:t>
+      </w:r>
+      <w:r>
+        <w:rPr>
+          <w:rFonts w:hint="eastAsia"/>
+        </w:rPr>
+        <w:t xml:space="preserve">を作成し、既定ロール</w:t>
+      </w:r>
+      <w:r>
+        <w:t xml:space="preserve"> </w:t>
+      </w:r>
+      <w:r>
+        <w:rPr>
+          <w:rStyle w:val="VerbatimChar"/>
+        </w:rPr>
+        <w:t xml:space="preserve">SUPPORTER</w:t>
+      </w:r>
+      <w:r>
+        <w:t xml:space="preserve"> </w:t>
+      </w:r>
+      <w:r>
+        <w:rPr>
+          <w:rFonts w:hint="eastAsia"/>
+        </w:rPr>
+        <w:t xml:space="preserve">を付与する。昇格は</w:t>
+      </w:r>
+      <w:r>
+        <w:t xml:space="preserve"> </w:t>
+      </w:r>
+      <w:r>
+        <w:rPr>
+          <w:rFonts w:hint="eastAsia"/>
+        </w:rPr>
+        <w:t xml:space="preserve">API-AD-002（ロール更新）を通す。登録は監査ログ</w:t>
+      </w:r>
+      <w:r>
+        <w:t xml:space="preserve"> </w:t>
+      </w:r>
+      <w:r>
+        <w:rPr>
+          <w:rStyle w:val="VerbatimChar"/>
+        </w:rPr>
+        <w:t xml:space="preserve">USER_JIT_PROVISION</w:t>
+      </w:r>
+      <w:r>
+        <w:t xml:space="preserve"> </w:t>
+      </w:r>
+      <w:r>
+        <w:rPr>
+          <w:rFonts w:hint="eastAsia"/>
+        </w:rPr>
+        <w:t xml:space="preserve">に記録する。</w:t>
+      </w:r>
+    </w:p>
+    <w:p>
+      <w:pPr>
+        <w:pStyle w:val="Compact"/>
+        <w:numPr>
+          <w:ilvl w:val="0"/>
+          <w:numId w:val="1018"/>
+        </w:numPr>
+      </w:pPr>
+      <w:r>
+        <w:rPr>
+          <w:b/>
+          <w:bCs/>
+        </w:rPr>
+        <w:t xml:space="preserve">Resource </w:t>
+      </w:r>
+      <w:r>
+        <w:rPr>
+          <w:rFonts w:hint="eastAsia"/>
+          <w:b/>
+          <w:bCs/>
+        </w:rPr>
+        <w:t xml:space="preserve">Serverはアクセストークンのみを受理する</w:t>
+      </w:r>
+      <w:r>
+        <w:t xml:space="preserve">。CognitoはIDトークンとアクセストークンを</w:t>
+      </w:r>
+      <w:r>
+        <w:t xml:space="preserve"> </w:t>
+      </w:r>
+      <w:r>
+        <w:rPr>
+          <w:rFonts w:hint="eastAsia"/>
+        </w:rPr>
+        <w:t xml:space="preserve">同じissuer・同じJWKSで発行するため、</w:t>
+      </w:r>
+      <w:r>
+        <w:rPr>
+          <w:rStyle w:val="VerbatimChar"/>
+        </w:rPr>
+        <w:t xml:space="preserve">token_use</w:t>
+      </w:r>
+      <w:r>
+        <w:t xml:space="preserve"> </w:t>
+      </w:r>
+      <w:r>
+        <w:t xml:space="preserve">と</w:t>
+      </w:r>
+      <w:r>
+        <w:t xml:space="preserve"> </w:t>
+      </w:r>
+      <w:r>
+        <w:rPr>
+          <w:rStyle w:val="VerbatimChar"/>
+        </w:rPr>
+        <w:t xml:space="preserve">client_id</w:t>
+      </w:r>
+      <w:r>
+        <w:t xml:space="preserve"> </w:t>
+      </w:r>
+      <w:r>
+        <w:rPr>
+          <w:rFonts w:hint="eastAsia"/>
+        </w:rPr>
+        <w:t xml:space="preserve">を明示的に検証する（ADR-0007）。</w:t>
+      </w:r>
+      <w:r>
+        <w:t xml:space="preserve"> </w:t>
+      </w:r>
+      <w:r>
+        <w:t xml:space="preserve">アクセストークンには</w:t>
+      </w:r>
+      <w:r>
+        <w:t xml:space="preserve"> </w:t>
+      </w:r>
+      <w:r>
+        <w:rPr>
+          <w:rStyle w:val="VerbatimChar"/>
+        </w:rPr>
+        <w:t xml:space="preserve">email</w:t>
+      </w:r>
+      <w:r>
+        <w:t xml:space="preserve"> </w:t>
+      </w:r>
+      <w:r>
+        <w:t xml:space="preserve">/</w:t>
+      </w:r>
+      <w:r>
+        <w:t xml:space="preserve"> </w:t>
+      </w:r>
+      <w:r>
+        <w:rPr>
+          <w:rStyle w:val="VerbatimChar"/>
+        </w:rPr>
+        <w:t xml:space="preserve">name</w:t>
+      </w:r>
+      <w:r>
+        <w:t xml:space="preserve"> </w:t>
+      </w:r>
+      <w:r>
+        <w:rPr>
+          <w:rFonts w:hint="eastAsia"/>
+        </w:rPr>
+        <w:t xml:space="preserve">が無いため、プロフィールはプレースホルダで作成し</w:t>
+      </w:r>
+      <w:r>
+        <w:t xml:space="preserve"> </w:t>
+      </w:r>
+      <w:r>
+        <w:t xml:space="preserve">API-US-002 </w:t>
+      </w:r>
+      <w:r>
+        <w:rPr>
+          <w:rFonts w:hint="eastAsia"/>
+        </w:rPr>
+        <w:t xml:space="preserve">で本人に更新させる。</w:t>
       </w:r>
     </w:p>
     <w:bookmarkEnd w:id="84"/>
@@ -22229,16 +22696,7 @@
         <w:rPr>
           <w:rStyle w:val="VerbatimChar"/>
         </w:rPr>
-        <w:t xml:space="preserve">   ├─ Secrets Manager</w:t>
-      </w:r>
-      <w:r>
-        <w:br/>
-      </w:r>
-      <w:r>
-        <w:rPr>
-          <w:rStyle w:val="VerbatimChar"/>
-        </w:rPr>
-        <w:t xml:space="preserve">   └─ SQS</w:t>
+        <w:t xml:space="preserve">   └─ Secrets Manager</w:t>
       </w:r>
     </w:p>
     <w:bookmarkEnd w:id="102"/>
@@ -23971,7 +24429,7 @@
               <w:rPr>
                 <w:rFonts w:hint="eastAsia"/>
               </w:rPr>
-              <w:t xml:space="preserve">S3、SQS、SES、決済</w:t>
+              <w:t xml:space="preserve">S3、SES、決済</w:t>
             </w:r>
           </w:p>
         </w:tc>
@@ -38542,6 +39000,240 @@
       </w:tcPr>
     </w:tblStylePr>
   </w:style>
+  <w:style w:customStyle="1" w:styleId="SourceCode" w:type="paragraph">
+    <w:name w:val="Source Code"/>
+    <w:basedOn w:val="Normal"/>
+    <w:link w:val="VerbatimChar"/>
+    <w:pPr>
+      <w:wordWrap w:val="off"/>
+    </w:pPr>
+  </w:style>
+  <w:style w:customStyle="1" w:styleId="KeywordTok" w:type="character">
+    <w:name w:val="KeywordTok"/>
+    <w:basedOn w:val="VerbatimChar"/>
+    <w:rPr>
+      <w:b/>
+      <w:color w:val="007020"/>
+    </w:rPr>
+  </w:style>
+  <w:style w:customStyle="1" w:styleId="DataTypeTok" w:type="character">
+    <w:name w:val="DataTypeTok"/>
+    <w:basedOn w:val="VerbatimChar"/>
+    <w:rPr>
+      <w:color w:val="902000"/>
+    </w:rPr>
+  </w:style>
+  <w:style w:customStyle="1" w:styleId="DecValTok" w:type="character">
+    <w:name w:val="DecValTok"/>
+    <w:basedOn w:val="VerbatimChar"/>
+    <w:rPr>
+      <w:color w:val="40a070"/>
+    </w:rPr>
+  </w:style>
+  <w:style w:customStyle="1" w:styleId="BaseNTok" w:type="character">
+    <w:name w:val="BaseNTok"/>
+    <w:basedOn w:val="VerbatimChar"/>
+    <w:rPr>
+      <w:color w:val="40a070"/>
+    </w:rPr>
+  </w:style>
+  <w:style w:customStyle="1" w:styleId="FloatTok" w:type="character">
+    <w:name w:val="FloatTok"/>
+    <w:basedOn w:val="VerbatimChar"/>
+    <w:rPr>
+      <w:color w:val="40a070"/>
+    </w:rPr>
+  </w:style>
+  <w:style w:customStyle="1" w:styleId="ConstantTok" w:type="character">
+    <w:name w:val="ConstantTok"/>
+    <w:basedOn w:val="VerbatimChar"/>
+    <w:rPr>
+      <w:color w:val="880000"/>
+    </w:rPr>
+  </w:style>
+  <w:style w:customStyle="1" w:styleId="CharTok" w:type="character">
+    <w:name w:val="CharTok"/>
+    <w:basedOn w:val="VerbatimChar"/>
+    <w:rPr>
+      <w:color w:val="4070a0"/>
+    </w:rPr>
+  </w:style>
+  <w:style w:customStyle="1" w:styleId="SpecialCharTok" w:type="character">
+    <w:name w:val="SpecialCharTok"/>
+    <w:basedOn w:val="VerbatimChar"/>
+    <w:rPr>
+      <w:color w:val="4070a0"/>
+    </w:rPr>
+  </w:style>
+  <w:style w:customStyle="1" w:styleId="StringTok" w:type="character">
+    <w:name w:val="StringTok"/>
+    <w:basedOn w:val="VerbatimChar"/>
+    <w:rPr>
+      <w:color w:val="4070a0"/>
+    </w:rPr>
+  </w:style>
+  <w:style w:customStyle="1" w:styleId="VerbatimStringTok" w:type="character">
+    <w:name w:val="VerbatimStringTok"/>
+    <w:basedOn w:val="VerbatimChar"/>
+    <w:rPr>
+      <w:color w:val="4070a0"/>
+    </w:rPr>
+  </w:style>
+  <w:style w:customStyle="1" w:styleId="SpecialStringTok" w:type="character">
+    <w:name w:val="SpecialStringTok"/>
+    <w:basedOn w:val="VerbatimChar"/>
+    <w:rPr>
+      <w:color w:val="bb6688"/>
+    </w:rPr>
+  </w:style>
+  <w:style w:customStyle="1" w:styleId="ImportTok" w:type="character">
+    <w:name w:val="ImportTok"/>
+    <w:basedOn w:val="VerbatimChar"/>
+    <w:rPr>
+      <w:b/>
+      <w:color w:val="008000"/>
+    </w:rPr>
+  </w:style>
+  <w:style w:customStyle="1" w:styleId="CommentTok" w:type="character">
+    <w:name w:val="CommentTok"/>
+    <w:basedOn w:val="VerbatimChar"/>
+    <w:rPr>
+      <w:i/>
+      <w:color w:val="60a0b0"/>
+    </w:rPr>
+  </w:style>
+  <w:style w:customStyle="1" w:styleId="DocumentationTok" w:type="character">
+    <w:name w:val="DocumentationTok"/>
+    <w:basedOn w:val="VerbatimChar"/>
+    <w:rPr>
+      <w:i/>
+      <w:color w:val="ba2121"/>
+    </w:rPr>
+  </w:style>
+  <w:style w:customStyle="1" w:styleId="AnnotationTok" w:type="character">
+    <w:name w:val="AnnotationTok"/>
+    <w:basedOn w:val="VerbatimChar"/>
+    <w:rPr>
+      <w:b/>
+      <w:i/>
+      <w:color w:val="60a0b0"/>
+    </w:rPr>
+  </w:style>
+  <w:style w:customStyle="1" w:styleId="CommentVarTok" w:type="character">
+    <w:name w:val="CommentVarTok"/>
+    <w:basedOn w:val="VerbatimChar"/>
+    <w:rPr>
+      <w:b/>
+      <w:i/>
+      <w:color w:val="60a0b0"/>
+    </w:rPr>
+  </w:style>
+  <w:style w:customStyle="1" w:styleId="OtherTok" w:type="character">
+    <w:name w:val="OtherTok"/>
+    <w:basedOn w:val="VerbatimChar"/>
+    <w:rPr>
+      <w:color w:val="007020"/>
+    </w:rPr>
+  </w:style>
+  <w:style w:customStyle="1" w:styleId="FunctionTok" w:type="character">
+    <w:name w:val="FunctionTok"/>
+    <w:basedOn w:val="VerbatimChar"/>
+    <w:rPr>
+      <w:color w:val="06287e"/>
+    </w:rPr>
+  </w:style>
+  <w:style w:customStyle="1" w:styleId="VariableTok" w:type="character">
+    <w:name w:val="VariableTok"/>
+    <w:basedOn w:val="VerbatimChar"/>
+    <w:rPr>
+      <w:color w:val="19177c"/>
+    </w:rPr>
+  </w:style>
+  <w:style w:customStyle="1" w:styleId="ControlFlowTok" w:type="character">
+    <w:name w:val="ControlFlowTok"/>
+    <w:basedOn w:val="VerbatimChar"/>
+    <w:rPr>
+      <w:b/>
+      <w:color w:val="007020"/>
+    </w:rPr>
+  </w:style>
+  <w:style w:customStyle="1" w:styleId="OperatorTok" w:type="character">
+    <w:name w:val="OperatorTok"/>
+    <w:basedOn w:val="VerbatimChar"/>
+    <w:rPr>
+      <w:color w:val="666666"/>
+    </w:rPr>
+  </w:style>
+  <w:style w:customStyle="1" w:styleId="BuiltInTok" w:type="character">
+    <w:name w:val="BuiltInTok"/>
+    <w:basedOn w:val="VerbatimChar"/>
+    <w:rPr>
+      <w:color w:val="008000"/>
+    </w:rPr>
+  </w:style>
+  <w:style w:customStyle="1" w:styleId="ExtensionTok" w:type="character">
+    <w:name w:val="ExtensionTok"/>
+    <w:basedOn w:val="VerbatimChar"/>
+    <w:rPr/>
+  </w:style>
+  <w:style w:customStyle="1" w:styleId="PreprocessorTok" w:type="character">
+    <w:name w:val="PreprocessorTok"/>
+    <w:basedOn w:val="VerbatimChar"/>
+    <w:rPr>
+      <w:color w:val="bc7a00"/>
+    </w:rPr>
+  </w:style>
+  <w:style w:customStyle="1" w:styleId="AttributeTok" w:type="character">
+    <w:name w:val="AttributeTok"/>
+    <w:basedOn w:val="VerbatimChar"/>
+    <w:rPr>
+      <w:color w:val="7d9029"/>
+    </w:rPr>
+  </w:style>
+  <w:style w:customStyle="1" w:styleId="RegionMarkerTok" w:type="character">
+    <w:name w:val="RegionMarkerTok"/>
+    <w:basedOn w:val="VerbatimChar"/>
+    <w:rPr/>
+  </w:style>
+  <w:style w:customStyle="1" w:styleId="InformationTok" w:type="character">
+    <w:name w:val="InformationTok"/>
+    <w:basedOn w:val="VerbatimChar"/>
+    <w:rPr>
+      <w:b/>
+      <w:i/>
+      <w:color w:val="60a0b0"/>
+    </w:rPr>
+  </w:style>
+  <w:style w:customStyle="1" w:styleId="WarningTok" w:type="character">
+    <w:name w:val="WarningTok"/>
+    <w:basedOn w:val="VerbatimChar"/>
+    <w:rPr>
+      <w:b/>
+      <w:i/>
+      <w:color w:val="60a0b0"/>
+    </w:rPr>
+  </w:style>
+  <w:style w:customStyle="1" w:styleId="AlertTok" w:type="character">
+    <w:name w:val="AlertTok"/>
+    <w:basedOn w:val="VerbatimChar"/>
+    <w:rPr>
+      <w:b/>
+      <w:color w:val="ff0000"/>
+    </w:rPr>
+  </w:style>
+  <w:style w:customStyle="1" w:styleId="ErrorTok" w:type="character">
+    <w:name w:val="ErrorTok"/>
+    <w:basedOn w:val="VerbatimChar"/>
+    <w:rPr>
+      <w:b/>
+      <w:color w:val="ff0000"/>
+    </w:rPr>
+  </w:style>
+  <w:style w:customStyle="1" w:styleId="NormalTok" w:type="character">
+    <w:name w:val="NormalTok"/>
+    <w:basedOn w:val="VerbatimChar"/>
+    <w:rPr/>
+  </w:style>
   <w:style w:type="paragraph" w:customStyle="1" w:styleId="SourceCode">
     <w:name w:val="Source Code"/>
     <w:basedOn w:val="Normal"/>
